--- a/Template_Modul_Agama.docx
+++ b/Template_Modul_Agama.docx
@@ -355,6 +355,37 @@
     </w:p>
     <w:p>
       <w:pPr>
+        <w:numPr>
+          <w:ilvl w:val="0"/>
+          <w:numId w:val="1"/>
+        </w:numPr>
+        <w:rPr>
+          <w:rFonts w:ascii="Times New Roman" w:hAnsi="Times New Roman" w:cs="Times New Roman"/>
+        </w:rPr>
+      </w:pPr>
+      <w:r>
+        <w:rPr>
+          <w:rFonts w:ascii="Times New Roman" w:hAnsi="Times New Roman" w:cs="Times New Roman"/>
+          <w:b/>
+          <w:bCs/>
+        </w:rPr>
+        <w:t>Model Pembelajaran:</w:t>
+      </w:r>
+      <w:r>
+        <w:rPr>
+          <w:rFonts w:ascii="Times New Roman" w:hAnsi="Times New Roman" w:cs="Times New Roman"/>
+        </w:rPr>
+        <w:t xml:space="preserve"> </w:t>
+      </w:r>
+      <w:r>
+        <w:rPr>
+          <w:rFonts w:ascii="Times New Roman" w:hAnsi="Times New Roman" w:cs="Times New Roman"/>
+        </w:rPr>
+        <w:t>{{Model_Pembelajaran}}</w:t>
+      </w:r>
+    </w:p>
+    <w:p>
+      <w:pPr>
         <w:rPr>
           <w:rFonts w:ascii="Times New Roman" w:hAnsi="Times New Roman" w:cs="Times New Roman"/>
         </w:rPr>
@@ -529,7 +560,52 @@
           <w:b/>
           <w:bCs/>
         </w:rPr>
-        <w:t>A. Tujuan Pembelajaran (TP)</w:t>
+        <w:t xml:space="preserve">A. </w:t>
+      </w:r>
+      <w:r>
+        <w:rPr>
+          <w:rFonts w:ascii="Times New Roman" w:hAnsi="Times New Roman" w:cs="Times New Roman"/>
+          <w:b/>
+          <w:bCs/>
+        </w:rPr>
+        <w:t>Capaian Pembelajaran</w:t>
+      </w:r>
+      <w:r>
+        <w:rPr>
+          <w:rFonts w:ascii="Times New Roman" w:hAnsi="Times New Roman" w:cs="Times New Roman"/>
+          <w:b/>
+          <w:bCs/>
+        </w:rPr>
+        <w:br/>
+      </w:r>
+      <w:r>
+        <w:rPr>
+          <w:rFonts w:ascii="Times New Roman" w:hAnsi="Times New Roman" w:cs="Times New Roman"/>
+        </w:rPr>
+        <w:t>{{Capaian_Pembelajaran}}</w:t>
+      </w:r>
+    </w:p>
+    <w:p>
+      <w:pPr>
+        <w:rPr>
+          <w:rFonts w:ascii="Times New Roman" w:hAnsi="Times New Roman" w:cs="Times New Roman"/>
+        </w:rPr>
+      </w:pPr>
+      <w:r>
+        <w:rPr>
+          <w:rFonts w:ascii="Times New Roman" w:hAnsi="Times New Roman" w:cs="Times New Roman"/>
+          <w:b/>
+          <w:bCs/>
+        </w:rPr>
+        <w:t xml:space="preserve">B. </w:t>
+      </w:r>
+      <w:r>
+        <w:rPr>
+          <w:rFonts w:ascii="Times New Roman" w:hAnsi="Times New Roman" w:cs="Times New Roman"/>
+          <w:b/>
+          <w:bCs/>
+        </w:rPr>
+        <w:t>Tujuan Pembelajaran (TP)</w:t>
       </w:r>
     </w:p>
     <w:p>
@@ -638,23 +714,46 @@
       <w:r>
         <w:rPr>
           <w:rFonts w:ascii="Times New Roman" w:hAnsi="Times New Roman" w:cs="Times New Roman"/>
-          <w:i/>
-          <w:iCs/>
-        </w:rPr>
-        <w:t>(Pendekatan: Discovery Learning / 6C)</w:t>
-      </w:r>
-    </w:p>
-    <w:p>
-      <w:pPr>
-        <w:rPr>
-          <w:rFonts w:ascii="Times New Roman" w:hAnsi="Times New Roman" w:cs="Times New Roman"/>
-        </w:rPr>
-      </w:pPr>
-      <w:r>
-        <w:rPr>
-          <w:rFonts w:ascii="Times New Roman" w:hAnsi="Times New Roman" w:cs="Times New Roman"/>
-        </w:rPr>
-        <w:t>{{Kegiatan_Pembelajaran}}</w:t>
+        </w:rPr>
+        <w:t>{{Kegiatan_</w:t>
+      </w:r>
+      <w:r>
+        <w:rPr>
+          <w:rFonts w:ascii="Times New Roman" w:hAnsi="Times New Roman" w:cs="Times New Roman"/>
+        </w:rPr>
+        <w:t>Awal</w:t>
+      </w:r>
+      <w:r>
+        <w:rPr>
+          <w:rFonts w:ascii="Times New Roman" w:hAnsi="Times New Roman" w:cs="Times New Roman"/>
+        </w:rPr>
+        <w:t>}}</w:t>
+      </w:r>
+    </w:p>
+    <w:p>
+      <w:pPr>
+        <w:rPr>
+          <w:rFonts w:ascii="Times New Roman" w:hAnsi="Times New Roman" w:cs="Times New Roman"/>
+        </w:rPr>
+      </w:pPr>
+      <w:r>
+        <w:rPr>
+          <w:rFonts w:ascii="Times New Roman" w:hAnsi="Times New Roman" w:cs="Times New Roman"/>
+        </w:rPr>
+        <w:t>{{Kegiatan_Inti}}</w:t>
+      </w:r>
+    </w:p>
+    <w:p>
+      <w:pPr>
+        <w:rPr>
+          <w:rFonts w:ascii="Times New Roman" w:hAnsi="Times New Roman" w:cs="Times New Roman"/>
+        </w:rPr>
+      </w:pPr>
+      <w:r>
+        <w:rPr>
+          <w:rFonts w:ascii="Times New Roman" w:hAnsi="Times New Roman" w:cs="Times New Roman"/>
+        </w:rPr>
+        <w:t>{{Kegiatan_Penutup}}</w:t>
       </w:r>
     </w:p>
     <w:p>
@@ -739,6 +838,7 @@
         <w:rPr>
           <w:rFonts w:ascii="Times New Roman" w:hAnsi="Times New Roman" w:cs="Times New Roman"/>
         </w:rPr>
+        <w:lastRenderedPageBreak/>
         <w:t>{{Gambar_</w:t>
       </w:r>
       <w:r>
@@ -827,7 +927,6 @@
           <w:b/>
           <w:bCs/>
         </w:rPr>
-        <w:lastRenderedPageBreak/>
         <w:t>Asesmen Sumatif (Akhir):</w:t>
       </w:r>
     </w:p>
@@ -1035,6 +1134,232 @@
           <w:rFonts w:ascii="Times New Roman" w:hAnsi="Times New Roman" w:cs="Times New Roman"/>
         </w:rPr>
         <w:t>}}</w:t>
+      </w:r>
+    </w:p>
+    <w:p>
+      <w:pPr>
+        <w:rPr>
+          <w:rFonts w:ascii="Times New Roman" w:hAnsi="Times New Roman" w:cs="Times New Roman"/>
+        </w:rPr>
+      </w:pPr>
+    </w:p>
+    <w:p>
+      <w:pPr>
+        <w:rPr>
+          <w:rFonts w:ascii="Times New Roman" w:hAnsi="Times New Roman" w:cs="Times New Roman"/>
+        </w:rPr>
+      </w:pPr>
+    </w:p>
+    <w:p>
+      <w:pPr>
+        <w:rPr>
+          <w:rFonts w:ascii="Times New Roman" w:hAnsi="Times New Roman" w:cs="Times New Roman"/>
+        </w:rPr>
+      </w:pPr>
+      <w:r>
+        <w:rPr>
+          <w:rFonts w:ascii="Times New Roman" w:hAnsi="Times New Roman" w:cs="Times New Roman"/>
+          <w:b/>
+          <w:bCs/>
+        </w:rPr>
+        <w:t>Mengetahui,</w:t>
+      </w:r>
+      <w:r>
+        <w:rPr>
+          <w:rFonts w:ascii="Times New Roman" w:hAnsi="Times New Roman" w:cs="Times New Roman"/>
+          <w:b/>
+          <w:bCs/>
+        </w:rPr>
+        <w:tab/>
+      </w:r>
+      <w:r>
+        <w:rPr>
+          <w:rFonts w:ascii="Times New Roman" w:hAnsi="Times New Roman" w:cs="Times New Roman"/>
+          <w:b/>
+          <w:bCs/>
+        </w:rPr>
+        <w:tab/>
+      </w:r>
+      <w:r>
+        <w:rPr>
+          <w:rFonts w:ascii="Times New Roman" w:hAnsi="Times New Roman" w:cs="Times New Roman"/>
+          <w:b/>
+          <w:bCs/>
+        </w:rPr>
+        <w:tab/>
+      </w:r>
+      <w:r>
+        <w:rPr>
+          <w:rFonts w:ascii="Times New Roman" w:hAnsi="Times New Roman" w:cs="Times New Roman"/>
+          <w:b/>
+          <w:bCs/>
+        </w:rPr>
+        <w:tab/>
+      </w:r>
+      <w:r>
+        <w:rPr>
+          <w:rFonts w:ascii="Times New Roman" w:hAnsi="Times New Roman" w:cs="Times New Roman"/>
+          <w:b/>
+          <w:bCs/>
+        </w:rPr>
+        <w:tab/>
+      </w:r>
+      <w:r>
+        <w:rPr>
+          <w:rFonts w:ascii="Times New Roman" w:hAnsi="Times New Roman" w:cs="Times New Roman"/>
+          <w:b/>
+          <w:bCs/>
+        </w:rPr>
+        <w:tab/>
+      </w:r>
+      <w:r>
+        <w:rPr>
+          <w:rFonts w:ascii="Times New Roman" w:hAnsi="Times New Roman" w:cs="Times New Roman"/>
+          <w:b/>
+          <w:bCs/>
+        </w:rPr>
+        <w:tab/>
+      </w:r>
+      <w:r>
+        <w:rPr>
+          <w:rFonts w:ascii="Times New Roman" w:hAnsi="Times New Roman" w:cs="Times New Roman"/>
+          <w:b/>
+          <w:bCs/>
+        </w:rPr>
+        <w:tab/>
+      </w:r>
+      <w:r>
+        <w:rPr>
+          <w:rFonts w:ascii="Times New Roman" w:hAnsi="Times New Roman" w:cs="Times New Roman"/>
+        </w:rPr>
+        <w:t>{{Tempat_Tanggal}}</w:t>
+      </w:r>
+      <w:r>
+        <w:rPr>
+          <w:rFonts w:ascii="Times New Roman" w:hAnsi="Times New Roman" w:cs="Times New Roman"/>
+        </w:rPr>
+        <w:br/>
+      </w:r>
+      <w:r>
+        <w:rPr>
+          <w:rFonts w:ascii="Times New Roman" w:hAnsi="Times New Roman" w:cs="Times New Roman"/>
+        </w:rPr>
+        <w:tab/>
+      </w:r>
+      <w:r>
+        <w:rPr>
+          <w:rFonts w:ascii="Times New Roman" w:hAnsi="Times New Roman" w:cs="Times New Roman"/>
+        </w:rPr>
+        <w:tab/>
+      </w:r>
+      <w:r>
+        <w:rPr>
+          <w:rFonts w:ascii="Times New Roman" w:hAnsi="Times New Roman" w:cs="Times New Roman"/>
+        </w:rPr>
+        <w:tab/>
+      </w:r>
+      <w:r>
+        <w:rPr>
+          <w:rFonts w:ascii="Times New Roman" w:hAnsi="Times New Roman" w:cs="Times New Roman"/>
+        </w:rPr>
+        <w:tab/>
+      </w:r>
+      <w:r>
+        <w:rPr>
+          <w:rFonts w:ascii="Times New Roman" w:hAnsi="Times New Roman" w:cs="Times New Roman"/>
+        </w:rPr>
+        <w:tab/>
+      </w:r>
+      <w:r>
+        <w:rPr>
+          <w:rFonts w:ascii="Times New Roman" w:hAnsi="Times New Roman" w:cs="Times New Roman"/>
+        </w:rPr>
+        <w:tab/>
+      </w:r>
+      <w:r>
+        <w:rPr>
+          <w:rFonts w:ascii="Times New Roman" w:hAnsi="Times New Roman" w:cs="Times New Roman"/>
+        </w:rPr>
+        <w:tab/>
+      </w:r>
+      <w:r>
+        <w:rPr>
+          <w:rFonts w:ascii="Times New Roman" w:hAnsi="Times New Roman" w:cs="Times New Roman"/>
+        </w:rPr>
+        <w:tab/>
+        <w:t xml:space="preserve">  </w:t>
+      </w:r>
+      <w:r>
+        <w:rPr>
+          <w:rFonts w:ascii="Times New Roman" w:hAnsi="Times New Roman" w:cs="Times New Roman"/>
+          <w:b/>
+          <w:bCs/>
+        </w:rPr>
+        <w:t>Guru Pendidikan Agama Katolik</w:t>
+      </w:r>
+    </w:p>
+    <w:p>
+      <w:pPr>
+        <w:rPr>
+          <w:rFonts w:ascii="Times New Roman" w:hAnsi="Times New Roman" w:cs="Times New Roman"/>
+        </w:rPr>
+      </w:pPr>
+    </w:p>
+    <w:p>
+      <w:pPr>
+        <w:rPr>
+          <w:rFonts w:ascii="Times New Roman" w:hAnsi="Times New Roman" w:cs="Times New Roman"/>
+        </w:rPr>
+      </w:pPr>
+    </w:p>
+    <w:p>
+      <w:pPr>
+        <w:rPr>
+          <w:rFonts w:ascii="Times New Roman" w:hAnsi="Times New Roman" w:cs="Times New Roman"/>
+        </w:rPr>
+      </w:pPr>
+      <w:r>
+        <w:rPr>
+          <w:rFonts w:ascii="Times New Roman" w:hAnsi="Times New Roman" w:cs="Times New Roman"/>
+        </w:rPr>
+        <w:t>{{Nama_Kepala_Sekolah}}</w:t>
+      </w:r>
+      <w:r>
+        <w:rPr>
+          <w:rFonts w:ascii="Times New Roman" w:hAnsi="Times New Roman" w:cs="Times New Roman"/>
+        </w:rPr>
+        <w:tab/>
+      </w:r>
+      <w:r>
+        <w:rPr>
+          <w:rFonts w:ascii="Times New Roman" w:hAnsi="Times New Roman" w:cs="Times New Roman"/>
+        </w:rPr>
+        <w:tab/>
+      </w:r>
+      <w:r>
+        <w:rPr>
+          <w:rFonts w:ascii="Times New Roman" w:hAnsi="Times New Roman" w:cs="Times New Roman"/>
+        </w:rPr>
+        <w:tab/>
+      </w:r>
+      <w:r>
+        <w:rPr>
+          <w:rFonts w:ascii="Times New Roman" w:hAnsi="Times New Roman" w:cs="Times New Roman"/>
+        </w:rPr>
+        <w:tab/>
+      </w:r>
+      <w:r>
+        <w:rPr>
+          <w:rFonts w:ascii="Times New Roman" w:hAnsi="Times New Roman" w:cs="Times New Roman"/>
+        </w:rPr>
+        <w:tab/>
+      </w:r>
+      <w:r>
+        <w:rPr>
+          <w:rFonts w:ascii="Times New Roman" w:hAnsi="Times New Roman" w:cs="Times New Roman"/>
+        </w:rPr>
+        <w:tab/>
+        <w:t>{{Nama_Penyusun}}</w:t>
       </w:r>
     </w:p>
     <w:sectPr>
@@ -2075,7 +2400,6 @@
   <w:style w:type="character" w:default="1" w:styleId="DefaultParagraphFont">
     <w:name w:val="Default Paragraph Font"/>
     <w:uiPriority w:val="1"/>
-    <w:semiHidden/>
     <w:unhideWhenUsed/>
   </w:style>
   <w:style w:type="table" w:default="1" w:styleId="TableNormal">

--- a/Template_Modul_Agama.docx
+++ b/Template_Modul_Agama.docx
@@ -344,6 +344,31 @@
           <w:b/>
           <w:bCs/>
         </w:rPr>
+        <w:t>Elemen:</w:t>
+      </w:r>
+      <w:r>
+        <w:rPr>
+          <w:rFonts w:ascii="Times New Roman" w:hAnsi="Times New Roman" w:cs="Times New Roman"/>
+        </w:rPr>
+        <w:t xml:space="preserve"> {{Elemen}}</w:t>
+      </w:r>
+    </w:p>
+    <w:p>
+      <w:pPr>
+        <w:numPr>
+          <w:ilvl w:val="0"/>
+          <w:numId w:val="1"/>
+        </w:numPr>
+        <w:rPr>
+          <w:rFonts w:ascii="Times New Roman" w:hAnsi="Times New Roman" w:cs="Times New Roman"/>
+        </w:rPr>
+      </w:pPr>
+      <w:r>
+        <w:rPr>
+          <w:rFonts w:ascii="Times New Roman" w:hAnsi="Times New Roman" w:cs="Times New Roman"/>
+          <w:b/>
+          <w:bCs/>
+        </w:rPr>
         <w:t>Alokasi Waktu:</w:t>
       </w:r>
       <w:r>
@@ -825,6 +850,7 @@
         <w:rPr>
           <w:rFonts w:ascii="Times New Roman" w:hAnsi="Times New Roman" w:cs="Times New Roman"/>
         </w:rPr>
+        <w:lastRenderedPageBreak/>
         <w:t>{{Asesmen_Diagnostik}}</w:t>
       </w:r>
     </w:p>
@@ -838,7 +864,6 @@
         <w:rPr>
           <w:rFonts w:ascii="Times New Roman" w:hAnsi="Times New Roman" w:cs="Times New Roman"/>
         </w:rPr>
-        <w:lastRenderedPageBreak/>
         <w:t>{{Gambar_</w:t>
       </w:r>
       <w:r>
@@ -2400,6 +2425,7 @@
   <w:style w:type="character" w:default="1" w:styleId="DefaultParagraphFont">
     <w:name w:val="Default Paragraph Font"/>
     <w:uiPriority w:val="1"/>
+    <w:semiHidden/>
     <w:unhideWhenUsed/>
   </w:style>
   <w:style w:type="table" w:default="1" w:styleId="TableNormal">

--- a/Template_Modul_Agama.docx
+++ b/Template_Modul_Agama.docx
@@ -967,94 +967,6 @@
       <w:r>
         <w:rPr>
           <w:rFonts w:ascii="Times New Roman" w:hAnsi="Times New Roman" w:cs="Times New Roman"/>
-          <w:noProof/>
-          <w:sz w:val="28"/>
-          <w:szCs w:val="28"/>
-        </w:rPr>
-        <mc:AlternateContent>
-          <mc:Choice Requires="wps">
-            <w:drawing>
-              <wp:anchor distT="0" distB="0" distL="114300" distR="114300" simplePos="0" relativeHeight="251664384" behindDoc="1" locked="0" layoutInCell="1" allowOverlap="1" wp14:anchorId="65CEB561" wp14:editId="020B9282">
-                <wp:simplePos x="0" y="0"/>
-                <wp:positionH relativeFrom="page">
-                  <wp:posOffset>426720</wp:posOffset>
-                </wp:positionH>
-                <wp:positionV relativeFrom="paragraph">
-                  <wp:posOffset>578485</wp:posOffset>
-                </wp:positionV>
-                <wp:extent cx="2476500" cy="312420"/>
-                <wp:effectExtent l="0" t="0" r="0" b="0"/>
-                <wp:wrapNone/>
-                <wp:docPr id="1900724250" name="Rectangle: Rounded Corners 2"/>
-                <wp:cNvGraphicFramePr/>
-                <a:graphic xmlns:a="http://schemas.openxmlformats.org/drawingml/2006/main">
-                  <a:graphicData uri="http://schemas.microsoft.com/office/word/2010/wordprocessingShape">
-                    <wps:wsp>
-                      <wps:cNvSpPr/>
-                      <wps:spPr>
-                        <a:xfrm>
-                          <a:off x="0" y="0"/>
-                          <a:ext cx="2476500" cy="312420"/>
-                        </a:xfrm>
-                        <a:prstGeom prst="roundRect">
-                          <a:avLst/>
-                        </a:prstGeom>
-                        <a:solidFill>
-                          <a:schemeClr val="accent5">
-                            <a:lumMod val="75000"/>
-                          </a:schemeClr>
-                        </a:solidFill>
-                        <a:ln>
-                          <a:noFill/>
-                        </a:ln>
-                      </wps:spPr>
-                      <wps:style>
-                        <a:lnRef idx="2">
-                          <a:schemeClr val="accent1">
-                            <a:shade val="15000"/>
-                          </a:schemeClr>
-                        </a:lnRef>
-                        <a:fillRef idx="1">
-                          <a:schemeClr val="accent1"/>
-                        </a:fillRef>
-                        <a:effectRef idx="0">
-                          <a:schemeClr val="accent1"/>
-                        </a:effectRef>
-                        <a:fontRef idx="minor">
-                          <a:schemeClr val="lt1"/>
-                        </a:fontRef>
-                      </wps:style>
-                      <wps:bodyPr rot="0" spcFirstLastPara="0" vertOverflow="overflow" horzOverflow="overflow" vert="horz" wrap="square" lIns="91440" tIns="45720" rIns="91440" bIns="45720" numCol="1" spcCol="0" rtlCol="0" fromWordArt="0" anchor="ctr" anchorCtr="0" forceAA="0" compatLnSpc="1">
-                        <a:prstTxWarp prst="textNoShape">
-                          <a:avLst/>
-                        </a:prstTxWarp>
-                        <a:noAutofit/>
-                      </wps:bodyPr>
-                    </wps:wsp>
-                  </a:graphicData>
-                </a:graphic>
-                <wp14:sizeRelH relativeFrom="margin">
-                  <wp14:pctWidth>0</wp14:pctWidth>
-                </wp14:sizeRelH>
-                <wp14:sizeRelV relativeFrom="margin">
-                  <wp14:pctHeight>0</wp14:pctHeight>
-                </wp14:sizeRelV>
-              </wp:anchor>
-            </w:drawing>
-          </mc:Choice>
-          <mc:Fallback>
-            <w:pict>
-              <v:roundrect w14:anchorId="21F3A6EF" id="Rectangle: Rounded Corners 2" o:spid="_x0000_s1026" style="position:absolute;margin-left:33.6pt;margin-top:45.55pt;width:195pt;height:24.6pt;z-index:-251652096;visibility:visible;mso-wrap-style:square;mso-width-percent:0;mso-height-percent:0;mso-wrap-distance-left:9pt;mso-wrap-distance-top:0;mso-wrap-distance-right:9pt;mso-wrap-distance-bottom:0;mso-position-horizontal:absolute;mso-position-horizontal-relative:page;mso-position-vertical:absolute;mso-position-vertical-relative:text;mso-width-percent:0;mso-height-percent:0;mso-width-relative:margin;mso-height-relative:margin;v-text-anchor:middle" arcsize="10923f" o:gfxdata="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" fillcolor="#2e74b5 [2408]" stroked="f" strokeweight="1pt">
-                <v:stroke joinstyle="miter"/>
-                <w10:wrap anchorx="page"/>
-              </v:roundrect>
-            </w:pict>
-          </mc:Fallback>
-        </mc:AlternateContent>
-      </w:r>
-      <w:r>
-        <w:rPr>
-          <w:rFonts w:ascii="Times New Roman" w:hAnsi="Times New Roman" w:cs="Times New Roman"/>
         </w:rPr>
         <w:t>{{Asesmen_Sumatif}}</w:t>
       </w:r>
@@ -1093,6 +1005,272 @@
       <w:pPr>
         <w:rPr>
           <w:rFonts w:ascii="Times New Roman" w:hAnsi="Times New Roman" w:cs="Times New Roman"/>
+        </w:rPr>
+      </w:pPr>
+    </w:p>
+    <w:tbl>
+      <w:tblPr>
+        <w:tblStyle w:val="TableGrid"/>
+        <w:tblW w:w="0" w:type="auto"/>
+        <w:tblLook w:val="04A0" w:firstRow="1" w:lastRow="0" w:firstColumn="1" w:lastColumn="0" w:noHBand="0" w:noVBand="1"/>
+      </w:tblPr>
+      <w:tblGrid>
+        <w:gridCol w:w="4508"/>
+        <w:gridCol w:w="4508"/>
+      </w:tblGrid>
+      <w:tr>
+        <w:tc>
+          <w:tcPr>
+            <w:tcW w:w="4508" w:type="dxa"/>
+          </w:tcPr>
+          <w:p>
+            <w:pPr>
+              <w:rPr>
+                <w:rFonts w:ascii="Times New Roman" w:hAnsi="Times New Roman" w:cs="Times New Roman"/>
+              </w:rPr>
+            </w:pPr>
+            <w:r>
+              <w:rPr>
+                <w:rFonts w:ascii="Times New Roman" w:hAnsi="Times New Roman" w:cs="Times New Roman"/>
+                <w:b/>
+                <w:bCs/>
+              </w:rPr>
+              <w:t>Mengetahui,</w:t>
+            </w:r>
+          </w:p>
+        </w:tc>
+        <w:tc>
+          <w:tcPr>
+            <w:tcW w:w="4508" w:type="dxa"/>
+          </w:tcPr>
+          <w:p>
+            <w:pPr>
+              <w:rPr>
+                <w:rFonts w:ascii="Times New Roman" w:hAnsi="Times New Roman" w:cs="Times New Roman"/>
+              </w:rPr>
+            </w:pPr>
+            <w:r>
+              <w:rPr>
+                <w:rFonts w:ascii="Times New Roman" w:hAnsi="Times New Roman" w:cs="Times New Roman"/>
+              </w:rPr>
+              <w:t>{{Tempat_Tanggal}}</w:t>
+            </w:r>
+          </w:p>
+        </w:tc>
+      </w:tr>
+      <w:tr>
+        <w:tc>
+          <w:tcPr>
+            <w:tcW w:w="4508" w:type="dxa"/>
+          </w:tcPr>
+          <w:p>
+            <w:pPr>
+              <w:rPr>
+                <w:rFonts w:ascii="Times New Roman" w:hAnsi="Times New Roman" w:cs="Times New Roman"/>
+              </w:rPr>
+            </w:pPr>
+            <w:r>
+              <w:rPr>
+                <w:rFonts w:ascii="Times New Roman" w:hAnsi="Times New Roman" w:cs="Times New Roman"/>
+              </w:rPr>
+              <w:t xml:space="preserve">Kepala </w:t>
+            </w:r>
+            <w:r>
+              <w:rPr>
+                <w:rFonts w:ascii="Times New Roman" w:hAnsi="Times New Roman" w:cs="Times New Roman"/>
+              </w:rPr>
+              <w:t>{{Satuan_Pendidikan}}</w:t>
+            </w:r>
+          </w:p>
+        </w:tc>
+        <w:tc>
+          <w:tcPr>
+            <w:tcW w:w="4508" w:type="dxa"/>
+          </w:tcPr>
+          <w:p>
+            <w:pPr>
+              <w:rPr>
+                <w:rFonts w:ascii="Times New Roman" w:hAnsi="Times New Roman" w:cs="Times New Roman"/>
+              </w:rPr>
+            </w:pPr>
+            <w:r>
+              <w:rPr>
+                <w:rFonts w:ascii="Times New Roman" w:hAnsi="Times New Roman" w:cs="Times New Roman"/>
+                <w:b/>
+                <w:bCs/>
+              </w:rPr>
+              <w:t>Guru Pendidikan Agama Katolik</w:t>
+            </w:r>
+          </w:p>
+        </w:tc>
+      </w:tr>
+      <w:tr>
+        <w:tc>
+          <w:tcPr>
+            <w:tcW w:w="4508" w:type="dxa"/>
+          </w:tcPr>
+          <w:p>
+            <w:pPr>
+              <w:rPr>
+                <w:rFonts w:ascii="Times New Roman" w:hAnsi="Times New Roman" w:cs="Times New Roman"/>
+              </w:rPr>
+            </w:pPr>
+          </w:p>
+        </w:tc>
+        <w:tc>
+          <w:tcPr>
+            <w:tcW w:w="4508" w:type="dxa"/>
+          </w:tcPr>
+          <w:p>
+            <w:pPr>
+              <w:rPr>
+                <w:rFonts w:ascii="Times New Roman" w:hAnsi="Times New Roman" w:cs="Times New Roman"/>
+              </w:rPr>
+            </w:pPr>
+          </w:p>
+        </w:tc>
+      </w:tr>
+      <w:tr>
+        <w:tc>
+          <w:tcPr>
+            <w:tcW w:w="4508" w:type="dxa"/>
+          </w:tcPr>
+          <w:p>
+            <w:pPr>
+              <w:rPr>
+                <w:rFonts w:ascii="Times New Roman" w:hAnsi="Times New Roman" w:cs="Times New Roman"/>
+              </w:rPr>
+            </w:pPr>
+          </w:p>
+        </w:tc>
+        <w:tc>
+          <w:tcPr>
+            <w:tcW w:w="4508" w:type="dxa"/>
+          </w:tcPr>
+          <w:p>
+            <w:pPr>
+              <w:rPr>
+                <w:rFonts w:ascii="Times New Roman" w:hAnsi="Times New Roman" w:cs="Times New Roman"/>
+              </w:rPr>
+            </w:pPr>
+          </w:p>
+        </w:tc>
+      </w:tr>
+      <w:tr>
+        <w:tc>
+          <w:tcPr>
+            <w:tcW w:w="4508" w:type="dxa"/>
+          </w:tcPr>
+          <w:p>
+            <w:pPr>
+              <w:rPr>
+                <w:rFonts w:ascii="Times New Roman" w:hAnsi="Times New Roman" w:cs="Times New Roman"/>
+              </w:rPr>
+            </w:pPr>
+          </w:p>
+        </w:tc>
+        <w:tc>
+          <w:tcPr>
+            <w:tcW w:w="4508" w:type="dxa"/>
+          </w:tcPr>
+          <w:p>
+            <w:pPr>
+              <w:rPr>
+                <w:rFonts w:ascii="Times New Roman" w:hAnsi="Times New Roman" w:cs="Times New Roman"/>
+              </w:rPr>
+            </w:pPr>
+          </w:p>
+        </w:tc>
+      </w:tr>
+      <w:tr>
+        <w:tc>
+          <w:tcPr>
+            <w:tcW w:w="4508" w:type="dxa"/>
+          </w:tcPr>
+          <w:p>
+            <w:pPr>
+              <w:rPr>
+                <w:rFonts w:ascii="Times New Roman" w:hAnsi="Times New Roman" w:cs="Times New Roman"/>
+              </w:rPr>
+            </w:pPr>
+          </w:p>
+        </w:tc>
+        <w:tc>
+          <w:tcPr>
+            <w:tcW w:w="4508" w:type="dxa"/>
+          </w:tcPr>
+          <w:p>
+            <w:pPr>
+              <w:rPr>
+                <w:rFonts w:ascii="Times New Roman" w:hAnsi="Times New Roman" w:cs="Times New Roman"/>
+              </w:rPr>
+            </w:pPr>
+          </w:p>
+        </w:tc>
+      </w:tr>
+      <w:tr>
+        <w:tc>
+          <w:tcPr>
+            <w:tcW w:w="4508" w:type="dxa"/>
+          </w:tcPr>
+          <w:p>
+            <w:pPr>
+              <w:rPr>
+                <w:rFonts w:ascii="Times New Roman" w:hAnsi="Times New Roman" w:cs="Times New Roman"/>
+              </w:rPr>
+            </w:pPr>
+            <w:r>
+              <w:rPr>
+                <w:rFonts w:ascii="Times New Roman" w:hAnsi="Times New Roman" w:cs="Times New Roman"/>
+              </w:rPr>
+              <w:t>{{Nama_Kepala_Sekolah}}</w:t>
+            </w:r>
+          </w:p>
+        </w:tc>
+        <w:tc>
+          <w:tcPr>
+            <w:tcW w:w="4508" w:type="dxa"/>
+          </w:tcPr>
+          <w:p>
+            <w:pPr>
+              <w:rPr>
+                <w:rFonts w:ascii="Times New Roman" w:hAnsi="Times New Roman" w:cs="Times New Roman"/>
+              </w:rPr>
+            </w:pPr>
+            <w:r>
+              <w:rPr>
+                <w:rFonts w:ascii="Times New Roman" w:hAnsi="Times New Roman" w:cs="Times New Roman"/>
+              </w:rPr>
+              <w:t>{{Nama_Penyusun}}</w:t>
+            </w:r>
+          </w:p>
+        </w:tc>
+      </w:tr>
+    </w:tbl>
+    <w:p>
+      <w:pPr>
+        <w:rPr>
+          <w:rFonts w:ascii="Times New Roman" w:hAnsi="Times New Roman" w:cs="Times New Roman"/>
+        </w:rPr>
+      </w:pPr>
+    </w:p>
+    <w:p>
+      <w:pPr>
+        <w:rPr>
+          <w:rFonts w:ascii="Times New Roman" w:hAnsi="Times New Roman" w:cs="Times New Roman"/>
+        </w:rPr>
+      </w:pPr>
+      <w:r>
+        <w:rPr>
+          <w:rFonts w:ascii="Times New Roman" w:hAnsi="Times New Roman" w:cs="Times New Roman"/>
+        </w:rPr>
+        <w:br w:type="page"/>
+      </w:r>
+    </w:p>
+    <w:p>
+      <w:pPr>
+        <w:rPr>
+          <w:rFonts w:ascii="Times New Roman" w:hAnsi="Times New Roman" w:cs="Times New Roman"/>
           <w:sz w:val="24"/>
           <w:szCs w:val="24"/>
         </w:rPr>
@@ -1105,6 +1283,7 @@
           <w:sz w:val="24"/>
           <w:szCs w:val="24"/>
         </w:rPr>
+        <w:lastRenderedPageBreak/>
         <w:t>3. LAMPIRAN</w:t>
       </w:r>
     </w:p>
@@ -1187,14 +1366,6 @@
           <w:b/>
           <w:bCs/>
         </w:rPr>
-        <w:t>Mengetahui,</w:t>
-      </w:r>
-      <w:r>
-        <w:rPr>
-          <w:rFonts w:ascii="Times New Roman" w:hAnsi="Times New Roman" w:cs="Times New Roman"/>
-          <w:b/>
-          <w:bCs/>
-        </w:rPr>
         <w:tab/>
       </w:r>
       <w:r>
@@ -1252,12 +1423,6 @@
           <w:bCs/>
         </w:rPr>
         <w:tab/>
-      </w:r>
-      <w:r>
-        <w:rPr>
-          <w:rFonts w:ascii="Times New Roman" w:hAnsi="Times New Roman" w:cs="Times New Roman"/>
-        </w:rPr>
-        <w:t>{{Tempat_Tanggal}}</w:t>
       </w:r>
       <w:r>
         <w:rPr>
@@ -1314,41 +1479,27 @@
         <w:tab/>
         <w:t xml:space="preserve">  </w:t>
       </w:r>
-      <w:r>
-        <w:rPr>
-          <w:rFonts w:ascii="Times New Roman" w:hAnsi="Times New Roman" w:cs="Times New Roman"/>
-          <w:b/>
-          <w:bCs/>
-        </w:rPr>
-        <w:t>Guru Pendidikan Agama Katolik</w:t>
-      </w:r>
-    </w:p>
-    <w:p>
-      <w:pPr>
-        <w:rPr>
-          <w:rFonts w:ascii="Times New Roman" w:hAnsi="Times New Roman" w:cs="Times New Roman"/>
-        </w:rPr>
-      </w:pPr>
-    </w:p>
-    <w:p>
-      <w:pPr>
-        <w:rPr>
-          <w:rFonts w:ascii="Times New Roman" w:hAnsi="Times New Roman" w:cs="Times New Roman"/>
-        </w:rPr>
-      </w:pPr>
-    </w:p>
-    <w:p>
-      <w:pPr>
-        <w:rPr>
-          <w:rFonts w:ascii="Times New Roman" w:hAnsi="Times New Roman" w:cs="Times New Roman"/>
-        </w:rPr>
-      </w:pPr>
-      <w:r>
-        <w:rPr>
-          <w:rFonts w:ascii="Times New Roman" w:hAnsi="Times New Roman" w:cs="Times New Roman"/>
-        </w:rPr>
-        <w:t>{{Nama_Kepala_Sekolah}}</w:t>
-      </w:r>
+    </w:p>
+    <w:p>
+      <w:pPr>
+        <w:rPr>
+          <w:rFonts w:ascii="Times New Roman" w:hAnsi="Times New Roman" w:cs="Times New Roman"/>
+        </w:rPr>
+      </w:pPr>
+    </w:p>
+    <w:p>
+      <w:pPr>
+        <w:rPr>
+          <w:rFonts w:ascii="Times New Roman" w:hAnsi="Times New Roman" w:cs="Times New Roman"/>
+        </w:rPr>
+      </w:pPr>
+    </w:p>
+    <w:p>
+      <w:pPr>
+        <w:rPr>
+          <w:rFonts w:ascii="Times New Roman" w:hAnsi="Times New Roman" w:cs="Times New Roman"/>
+        </w:rPr>
+      </w:pPr>
       <w:r>
         <w:rPr>
           <w:rFonts w:ascii="Times New Roman" w:hAnsi="Times New Roman" w:cs="Times New Roman"/>
@@ -1384,7 +1535,6 @@
           <w:rFonts w:ascii="Times New Roman" w:hAnsi="Times New Roman" w:cs="Times New Roman"/>
         </w:rPr>
         <w:tab/>
-        <w:t>{{Nama_Penyusun}}</w:t>
       </w:r>
     </w:p>
     <w:sectPr>
@@ -2739,6 +2889,25 @@
       <w:spacing w:val="5"/>
     </w:rPr>
   </w:style>
+  <w:style w:type="table" w:styleId="TableGrid">
+    <w:name w:val="Table Grid"/>
+    <w:basedOn w:val="TableNormal"/>
+    <w:uiPriority w:val="39"/>
+    <w:rsid w:val="004331DF"/>
+    <w:pPr>
+      <w:spacing w:after="0" w:line="240" w:lineRule="auto"/>
+    </w:pPr>
+    <w:tblPr>
+      <w:tblBorders>
+        <w:top w:val="single" w:sz="4" w:space="0" w:color="auto"/>
+        <w:left w:val="single" w:sz="4" w:space="0" w:color="auto"/>
+        <w:bottom w:val="single" w:sz="4" w:space="0" w:color="auto"/>
+        <w:right w:val="single" w:sz="4" w:space="0" w:color="auto"/>
+        <w:insideH w:val="single" w:sz="4" w:space="0" w:color="auto"/>
+        <w:insideV w:val="single" w:sz="4" w:space="0" w:color="auto"/>
+      </w:tblBorders>
+    </w:tblPr>
+  </w:style>
 </w:styles>
 </file>
 

--- a/Template_Modul_Agama.docx
+++ b/Template_Modul_Agama.docx
@@ -1012,6 +1012,14 @@
       <w:tblPr>
         <w:tblStyle w:val="TableGrid"/>
         <w:tblW w:w="0" w:type="auto"/>
+        <w:tblBorders>
+          <w:top w:val="none" w:sz="0" w:space="0" w:color="auto"/>
+          <w:left w:val="none" w:sz="0" w:space="0" w:color="auto"/>
+          <w:bottom w:val="none" w:sz="0" w:space="0" w:color="auto"/>
+          <w:right w:val="none" w:sz="0" w:space="0" w:color="auto"/>
+          <w:insideH w:val="none" w:sz="0" w:space="0" w:color="auto"/>
+          <w:insideV w:val="none" w:sz="0" w:space="0" w:color="auto"/>
+        </w:tblBorders>
         <w:tblLook w:val="04A0" w:firstRow="1" w:lastRow="0" w:firstColumn="1" w:lastColumn="0" w:noHBand="0" w:noVBand="1"/>
       </w:tblPr>
       <w:tblGrid>
